--- a/DAO/2026-ONEN-MOBILIERS-SCOLAIRES/docx/03_ANNEXE1_FORMULAIRE_INFORMATION.docx
+++ b/DAO/2026-ONEN-MOBILIERS-SCOLAIRES/docx/03_ANNEXE1_FORMULAIRE_INFORMATION.docx
@@ -320,7 +320,7 @@
           <w:p>
             <w:r/>
             <w:r>
-              <w:t>mercure.niamey@gmail.com</w:t>
+              <w:t>mercure.niger@gmail.com</w:t>
             </w:r>
           </w:p>
         </w:tc>
@@ -347,7 +347,7 @@
           <w:p>
             <w:r/>
             <w:r>
-              <w:t>www.mercure-niamey.com</w:t>
+              <w:t>www.mercure-sarl.org</w:t>
             </w:r>
           </w:p>
         </w:tc>
